--- a/format/md-4/01_Covering_Letter_Template.docx
+++ b/format/md-4/01_Covering_Letter_Template.docx
@@ -4,550 +4,401 @@
   <w:body>
     <w:p>
       <w:pPr>
-        <w:jc w:val="center"/>
+        <w:keepNext w:val="0"/>
+        <w:keepLines w:val="0"/>
+        <w:spacing w:before="0" w:after="160" w:line="252" w:lineRule="auto"/>
+        <w:jc w:val="right"/>
       </w:pPr>
       <w:r>
         <w:rPr>
-          <w:rFonts w:ascii="Arial" w:hAnsi="Arial"/>
-          <w:b/>
-          <w:sz w:val="30"/>
+          <w:rFonts w:ascii="Times New Roman" w:hAnsi="Times New Roman" w:cs="Times New Roman"/>
+          <w:b w:val="0"/>
+          <w:i w:val="0"/>
+          <w:vanish w:val="0"/>
+          <w:color w:val="000000"/>
+          <w:sz w:val="20"/>
         </w:rPr>
-        <w:t>COVERING LETTER</w:t>
+        <w:t>Date: {applicationDate}</w:t>
       </w:r>
     </w:p>
     <w:p>
       <w:pPr>
-        <w:jc w:val="center"/>
+        <w:keepNext/>
+        <w:keepLines w:val="0"/>
+        <w:spacing w:before="0" w:after="0" w:line="240" w:lineRule="auto"/>
       </w:pPr>
       <w:r>
         <w:rPr>
-          <w:rFonts w:ascii="Arial" w:hAnsi="Arial"/>
-          <w:i/>
-          <w:sz w:val="19"/>
+          <w:rFonts w:ascii="Times New Roman" w:hAnsi="Times New Roman" w:cs="Times New Roman"/>
+          <w:b w:val="0"/>
+          <w:i w:val="0"/>
+          <w:vanish w:val="0"/>
+          <w:color w:val="000000"/>
+          <w:sz w:val="20"/>
         </w:rPr>
-        <w:t>Application for Grant of Loan Licence to Manufacture Class A / Class B Medical Device</w:t>
-      </w:r>
-    </w:p>
-    <w:tbl>
-      <w:tblPr>
-        <w:tblStyle w:val="TableGrid"/>
-        <w:tblW w:type="auto" w:w="0"/>
-        <w:jc w:val="center"/>
-        <w:tblLook w:firstColumn="1" w:firstRow="1" w:lastColumn="0" w:lastRow="0" w:noHBand="0" w:noVBand="1" w:val="04A0"/>
-      </w:tblPr>
-      <w:tblGrid>
-        <w:gridCol w:w="5184"/>
-        <w:gridCol w:w="5184"/>
-      </w:tblGrid>
-      <w:tr>
-        <w:trPr>
-          <w:cantSplit/>
-        </w:trPr>
-        <w:tc>
-          <w:tcPr>
-            <w:tcW w:type="dxa" w:w="5184"/>
-            <w:shd w:fill="E9EEF4"/>
-            <w:vAlign w:val="center"/>
-          </w:tcPr>
-          <w:p>
-            <w:r>
-              <w:rPr>
-                <w:b/>
-                <w:sz w:val="18"/>
-              </w:rPr>
-              <w:t>Date</w:t>
-            </w:r>
-          </w:p>
-        </w:tc>
-        <w:tc>
-          <w:tcPr>
-            <w:tcW w:type="dxa" w:w="5184"/>
-            <w:vAlign w:val="center"/>
-          </w:tcPr>
-          <w:p>
-            <w:r>
-              <w:rPr>
-                <w:sz w:val="18"/>
-              </w:rPr>
-              <w:t>{applicationDate}</w:t>
-            </w:r>
-          </w:p>
-        </w:tc>
-      </w:tr>
-      <w:tr>
-        <w:trPr>
-          <w:cantSplit/>
-        </w:trPr>
-        <w:tc>
-          <w:tcPr>
-            <w:tcW w:type="dxa" w:w="5184"/>
-            <w:shd w:fill="E9EEF4"/>
-            <w:vAlign w:val="center"/>
-          </w:tcPr>
-          <w:p>
-            <w:r>
-              <w:rPr>
-                <w:b/>
-                <w:sz w:val="18"/>
-              </w:rPr>
-              <w:t>To</w:t>
-            </w:r>
-          </w:p>
-        </w:tc>
-        <w:tc>
-          <w:tcPr>
-            <w:tcW w:type="dxa" w:w="5184"/>
-            <w:vAlign w:val="center"/>
-          </w:tcPr>
-          <w:p>
-            <w:r>
-              <w:rPr>
-                <w:sz w:val="18"/>
-              </w:rPr>
-              <w:t>The State Licensing Authority</w:t>
-            </w:r>
-          </w:p>
-        </w:tc>
-      </w:tr>
-      <w:tr>
-        <w:trPr>
-          <w:cantSplit/>
-        </w:trPr>
-        <w:tc>
-          <w:tcPr>
-            <w:tcW w:type="dxa" w:w="5184"/>
-            <w:shd w:fill="E9EEF4"/>
-            <w:vAlign w:val="center"/>
-          </w:tcPr>
-          <w:p>
-            <w:r>
-              <w:rPr>
-                <w:b/>
-                <w:sz w:val="18"/>
-              </w:rPr>
-              <w:t>Applicant</w:t>
-            </w:r>
-          </w:p>
-        </w:tc>
-        <w:tc>
-          <w:tcPr>
-            <w:tcW w:type="dxa" w:w="5184"/>
-            <w:vAlign w:val="center"/>
-          </w:tcPr>
-          <w:p>
-            <w:r>
-              <w:rPr>
-                <w:sz w:val="18"/>
-              </w:rPr>
-              <w:t>{applicantName}</w:t>
-            </w:r>
-          </w:p>
-        </w:tc>
-      </w:tr>
-    </w:tbl>
-    <w:p/>
-    <w:p>
-      <w:r>
-        <w:rPr>
-          <w:b/>
-        </w:rPr>
-        <w:t xml:space="preserve">Subject: </w:t>
-      </w:r>
-      <w:r>
-        <w:t>Application for grant of loan licence to manufacture for sale or distribution of Class A / Class B medical device(s).</w:t>
-      </w:r>
-    </w:p>
-    <w:p>
-      <w:r>
-        <w:rPr>
-          <w:b/>
-        </w:rPr>
-        <w:t xml:space="preserve">Reference: </w:t>
-      </w:r>
-      <w:r>
-        <w:t>Form MD-4 under the Medical Devices Rules, 2017.</w:t>
-      </w:r>
-    </w:p>
-    <w:p>
-      <w:r>
-        <w:t>We submit the application for the proposed loan licence and the medical device(s) listed in the accompanying Form MD-4 annexure. The proposed manufacturing activity will be carried out at the manufacturing site identified in the application and supporting documents. The documents required under the applicable Fourth Schedule requirements are enclosed/uploaded as applicable.</w:t>
+        <w:t>To,</w:t>
       </w:r>
     </w:p>
     <w:p>
       <w:pPr>
-        <w:spacing w:before="140" w:after="60"/>
+        <w:keepNext/>
+        <w:keepLines w:val="0"/>
+        <w:spacing w:before="0" w:after="0" w:line="240" w:lineRule="auto"/>
       </w:pPr>
       <w:r>
         <w:rPr>
-          <w:rFonts w:ascii="Arial" w:hAnsi="Arial"/>
+          <w:rFonts w:ascii="Times New Roman" w:hAnsi="Times New Roman" w:cs="Times New Roman"/>
           <w:b/>
-          <w:sz w:val="23"/>
+          <w:i w:val="0"/>
+          <w:vanish w:val="0"/>
+          <w:color w:val="000000"/>
+          <w:sz w:val="20"/>
         </w:rPr>
-        <w:t>Application Summary</w:t>
+        <w:t>The State Licensing Authority</w:t>
       </w:r>
     </w:p>
-    <w:tbl>
-      <w:tblPr>
-        <w:tblStyle w:val="TableGrid"/>
-        <w:tblW w:type="auto" w:w="0"/>
-        <w:jc w:val="center"/>
-        <w:tblLook w:firstColumn="1" w:firstRow="1" w:lastColumn="0" w:lastRow="0" w:noHBand="0" w:noVBand="1" w:val="04A0"/>
-      </w:tblPr>
-      <w:tblGrid>
-        <w:gridCol w:w="5184"/>
-        <w:gridCol w:w="5184"/>
-      </w:tblGrid>
-      <w:tr>
-        <w:trPr>
-          <w:cantSplit/>
-        </w:trPr>
-        <w:tc>
-          <w:tcPr>
-            <w:tcW w:type="dxa" w:w="5184"/>
-            <w:shd w:fill="E9EEF4"/>
-            <w:vAlign w:val="center"/>
-          </w:tcPr>
-          <w:p>
-            <w:r>
-              <w:rPr>
-                <w:b/>
-                <w:sz w:val="18"/>
-              </w:rPr>
-              <w:t>Loan-Licence Manufacturing Site</w:t>
-            </w:r>
-          </w:p>
-        </w:tc>
-        <w:tc>
-          <w:tcPr>
-            <w:tcW w:type="dxa" w:w="5184"/>
-            <w:vAlign w:val="center"/>
-          </w:tcPr>
-          <w:p>
-            <w:r>
-              <w:rPr>
-                <w:sz w:val="18"/>
-              </w:rPr>
-              <w:t>{manufacturingSiteAddress}</w:t>
-            </w:r>
-          </w:p>
-        </w:tc>
-      </w:tr>
-      <w:tr>
-        <w:trPr>
-          <w:cantSplit/>
-        </w:trPr>
-        <w:tc>
-          <w:tcPr>
-            <w:tcW w:type="dxa" w:w="5184"/>
-            <w:shd w:fill="E9EEF4"/>
-            <w:vAlign w:val="center"/>
-          </w:tcPr>
-          <w:p>
-            <w:r>
-              <w:rPr>
-                <w:b/>
-                <w:sz w:val="18"/>
-              </w:rPr>
-              <w:t>Manufacturer / Site Owner</w:t>
-            </w:r>
-          </w:p>
-        </w:tc>
-        <w:tc>
-          <w:tcPr>
-            <w:tcW w:type="dxa" w:w="5184"/>
-            <w:vAlign w:val="center"/>
-          </w:tcPr>
-          <w:p>
-            <w:r>
-              <w:rPr>
-                <w:sz w:val="18"/>
-              </w:rPr>
-              <w:t>{siteOwnerManufacturerName}</w:t>
-            </w:r>
-          </w:p>
-        </w:tc>
-      </w:tr>
-      <w:tr>
-        <w:trPr>
-          <w:cantSplit/>
-        </w:trPr>
-        <w:tc>
-          <w:tcPr>
-            <w:tcW w:type="dxa" w:w="5184"/>
-            <w:shd w:fill="E9EEF4"/>
-            <w:vAlign w:val="center"/>
-          </w:tcPr>
-          <w:p>
-            <w:r>
-              <w:rPr>
-                <w:b/>
-                <w:sz w:val="18"/>
-              </w:rPr>
-              <w:t>Device Scope</w:t>
-            </w:r>
-          </w:p>
-        </w:tc>
-        <w:tc>
-          <w:tcPr>
-            <w:tcW w:type="dxa" w:w="5184"/>
-            <w:vAlign w:val="center"/>
-          </w:tcPr>
-          <w:p>
-            <w:r>
-              <w:rPr>
-                <w:sz w:val="18"/>
-              </w:rPr>
-              <w:t>{deviceScopeSummary}</w:t>
-            </w:r>
-          </w:p>
-        </w:tc>
-      </w:tr>
-      <w:tr>
-        <w:trPr>
-          <w:cantSplit/>
-        </w:trPr>
-        <w:tc>
-          <w:tcPr>
-            <w:tcW w:type="dxa" w:w="5184"/>
-            <w:shd w:fill="E9EEF4"/>
-            <w:vAlign w:val="center"/>
-          </w:tcPr>
-          <w:p>
-            <w:r>
-              <w:rPr>
-                <w:b/>
-                <w:sz w:val="18"/>
-              </w:rPr>
-              <w:t>Device Class</w:t>
-            </w:r>
-          </w:p>
-        </w:tc>
-        <w:tc>
-          <w:tcPr>
-            <w:tcW w:type="dxa" w:w="5184"/>
-            <w:vAlign w:val="center"/>
-          </w:tcPr>
-          <w:p>
-            <w:r>
-              <w:rPr>
-                <w:sz w:val="18"/>
-              </w:rPr>
-              <w:t>{deviceClass}</w:t>
-            </w:r>
-          </w:p>
-        </w:tc>
-      </w:tr>
-    </w:tbl>
-    <w:p/>
     <w:p>
       <w:pPr>
-        <w:spacing w:before="140" w:after="60"/>
+        <w:keepNext w:val="0"/>
+        <w:keepLines w:val="0"/>
+        <w:spacing w:before="0" w:after="80" w:line="252" w:lineRule="auto"/>
+      </w:pPr>
+    </w:p>
+    <w:p>
+      <w:pPr>
+        <w:keepNext/>
+        <w:keepLines w:val="0"/>
+        <w:spacing w:before="0" w:after="140" w:line="252" w:lineRule="auto"/>
       </w:pPr>
       <w:r>
         <w:rPr>
-          <w:rFonts w:ascii="Arial" w:hAnsi="Arial"/>
+          <w:rFonts w:ascii="Times New Roman" w:hAnsi="Times New Roman" w:cs="Times New Roman"/>
           <w:b/>
-          <w:sz w:val="23"/>
+          <w:i w:val="0"/>
+          <w:vanish w:val="0"/>
+          <w:color w:val="000000"/>
+          <w:sz w:val="21"/>
         </w:rPr>
-        <w:t>Authorisation</w:t>
+        <w:t>Subject: Application in Form MD-4 for grant of loan licence to manufacture for sale or distribution of Class A / Class B medical device(s)</w:t>
+      </w:r>
+      <w:r>
+        <w:rPr>
+          <w:rFonts w:ascii="Times New Roman" w:hAnsi="Times New Roman" w:cs="Times New Roman"/>
+          <w:b/>
+          <w:i w:val="0"/>
+          <w:vanish w:val="0"/>
+          <w:color w:val="000000"/>
+          <w:sz w:val="21"/>
+        </w:rPr>
       </w:r>
     </w:p>
-    <w:tbl>
-      <w:tblPr>
-        <w:tblStyle w:val="TableGrid"/>
-        <w:tblW w:type="auto" w:w="0"/>
-        <w:jc w:val="center"/>
-        <w:tblLook w:firstColumn="1" w:firstRow="1" w:lastColumn="0" w:lastRow="0" w:noHBand="0" w:noVBand="1" w:val="04A0"/>
-      </w:tblPr>
-      <w:tblGrid>
-        <w:gridCol w:w="5184"/>
-        <w:gridCol w:w="5184"/>
-      </w:tblGrid>
-      <w:tr>
-        <w:trPr>
-          <w:cantSplit/>
-        </w:trPr>
-        <w:tc>
-          <w:tcPr>
-            <w:tcW w:type="dxa" w:w="5184"/>
-            <w:shd w:fill="E9EEF4"/>
-            <w:vAlign w:val="center"/>
-          </w:tcPr>
-          <w:p>
-            <w:r>
-              <w:rPr>
-                <w:b/>
-                <w:sz w:val="18"/>
-              </w:rPr>
-              <w:t>Place</w:t>
-            </w:r>
-          </w:p>
-        </w:tc>
-        <w:tc>
-          <w:tcPr>
-            <w:tcW w:type="dxa" w:w="5184"/>
-            <w:vAlign w:val="center"/>
-          </w:tcPr>
-          <w:p>
-            <w:r>
-              <w:rPr>
-                <w:sz w:val="18"/>
-              </w:rPr>
-              <w:t>{applicationPlace}</w:t>
-            </w:r>
-          </w:p>
-        </w:tc>
-      </w:tr>
-      <w:tr>
-        <w:trPr>
-          <w:cantSplit/>
-        </w:trPr>
-        <w:tc>
-          <w:tcPr>
-            <w:tcW w:type="dxa" w:w="5184"/>
-            <w:shd w:fill="E9EEF4"/>
-            <w:vAlign w:val="center"/>
-          </w:tcPr>
-          <w:p>
-            <w:r>
-              <w:rPr>
-                <w:b/>
-                <w:sz w:val="18"/>
-              </w:rPr>
-              <w:t>Date</w:t>
-            </w:r>
-          </w:p>
-        </w:tc>
-        <w:tc>
-          <w:tcPr>
-            <w:tcW w:type="dxa" w:w="5184"/>
-            <w:vAlign w:val="center"/>
-          </w:tcPr>
-          <w:p>
-            <w:r>
-              <w:rPr>
-                <w:sz w:val="18"/>
-              </w:rPr>
-              <w:t>{applicationDate}</w:t>
-            </w:r>
-          </w:p>
-        </w:tc>
-      </w:tr>
-      <w:tr>
-        <w:trPr>
-          <w:cantSplit/>
-        </w:trPr>
-        <w:tc>
-          <w:tcPr>
-            <w:tcW w:type="dxa" w:w="5184"/>
-            <w:shd w:fill="E9EEF4"/>
-            <w:vAlign w:val="center"/>
-          </w:tcPr>
-          <w:p>
-            <w:r>
-              <w:rPr>
-                <w:b/>
-                <w:sz w:val="18"/>
-              </w:rPr>
-              <w:t>Name</w:t>
-            </w:r>
-          </w:p>
-        </w:tc>
-        <w:tc>
-          <w:tcPr>
-            <w:tcW w:type="dxa" w:w="5184"/>
-            <w:vAlign w:val="center"/>
-          </w:tcPr>
-          <w:p>
-            <w:r>
-              <w:rPr>
-                <w:sz w:val="18"/>
-              </w:rPr>
-              <w:t>{designatedPersonName}</w:t>
-            </w:r>
-          </w:p>
-        </w:tc>
-      </w:tr>
-      <w:tr>
-        <w:trPr>
-          <w:cantSplit/>
-        </w:trPr>
-        <w:tc>
-          <w:tcPr>
-            <w:tcW w:type="dxa" w:w="5184"/>
-            <w:shd w:fill="E9EEF4"/>
-            <w:vAlign w:val="center"/>
-          </w:tcPr>
-          <w:p>
-            <w:r>
-              <w:rPr>
-                <w:b/>
-                <w:sz w:val="18"/>
-              </w:rPr>
-              <w:t>Designation</w:t>
-            </w:r>
-          </w:p>
-        </w:tc>
-        <w:tc>
-          <w:tcPr>
-            <w:tcW w:type="dxa" w:w="5184"/>
-            <w:vAlign w:val="center"/>
-          </w:tcPr>
-          <w:p>
-            <w:r>
-              <w:rPr>
-                <w:sz w:val="18"/>
-              </w:rPr>
-              <w:t>{designatedPersonDesignation}</w:t>
-            </w:r>
-          </w:p>
-        </w:tc>
-      </w:tr>
-      <w:tr>
-        <w:trPr>
-          <w:cantSplit/>
-        </w:trPr>
-        <w:tc>
-          <w:tcPr>
-            <w:tcW w:type="dxa" w:w="5184"/>
-            <w:shd w:fill="E9EEF4"/>
-            <w:vAlign w:val="center"/>
-          </w:tcPr>
-          <w:p>
-            <w:r>
-              <w:rPr>
-                <w:b/>
-                <w:sz w:val="18"/>
-              </w:rPr>
-              <w:t>Digital Signature</w:t>
-            </w:r>
-          </w:p>
-        </w:tc>
-        <w:tc>
-          <w:tcPr>
-            <w:tcW w:type="dxa" w:w="5184"/>
-            <w:vAlign w:val="center"/>
-          </w:tcPr>
-          <w:p>
-            <w:r>
-              <w:rPr>
-                <w:sz w:val="18"/>
-              </w:rPr>
-              <w:t>[To be signed digitally]</w:t>
-            </w:r>
-          </w:p>
-        </w:tc>
-      </w:tr>
-    </w:tbl>
-    <w:p/>
+    <w:p>
+      <w:pPr>
+        <w:keepNext w:val="0"/>
+        <w:keepLines w:val="0"/>
+        <w:spacing w:before="0" w:after="140" w:line="259" w:lineRule="auto"/>
+      </w:pPr>
+      <w:r>
+        <w:rPr>
+          <w:rFonts w:ascii="Times New Roman" w:hAnsi="Times New Roman" w:cs="Times New Roman"/>
+          <w:b/>
+          <w:i w:val="0"/>
+          <w:vanish w:val="0"/>
+          <w:color w:val="000000"/>
+          <w:sz w:val="20"/>
+        </w:rPr>
+        <w:t>Reference: Form MD-4 under the Medical Devices Rules, 2017.</w:t>
+      </w:r>
+      <w:r>
+        <w:rPr>
+          <w:rFonts w:ascii="Times New Roman" w:hAnsi="Times New Roman" w:cs="Times New Roman"/>
+          <w:b/>
+          <w:i w:val="0"/>
+          <w:vanish w:val="0"/>
+          <w:color w:val="000000"/>
+          <w:sz w:val="20"/>
+        </w:rPr>
+      </w:r>
+    </w:p>
+    <w:p>
+      <w:pPr>
+        <w:keepNext w:val="0"/>
+        <w:keepLines w:val="0"/>
+        <w:spacing w:before="0" w:after="120" w:line="269" w:lineRule="auto"/>
+        <w:jc w:val="left"/>
+      </w:pPr>
+      <w:r>
+        <w:rPr>
+          <w:rFonts w:ascii="Times New Roman" w:hAnsi="Times New Roman" w:cs="Times New Roman"/>
+          <w:b w:val="0"/>
+          <w:i w:val="0"/>
+          <w:vanish w:val="0"/>
+          <w:color w:val="000000"/>
+          <w:sz w:val="21"/>
+        </w:rPr>
+        <w:t>Sir/Madam,</w:t>
+      </w:r>
+    </w:p>
+    <w:p>
+      <w:pPr>
+        <w:keepNext w:val="0"/>
+        <w:keepLines w:val="0"/>
+        <w:spacing w:before="0" w:after="140" w:line="269" w:lineRule="auto"/>
+        <w:jc w:val="left"/>
+      </w:pPr>
+      <w:r>
+        <w:rPr>
+          <w:rFonts w:ascii="Times New Roman" w:hAnsi="Times New Roman" w:cs="Times New Roman"/>
+          <w:b w:val="0"/>
+          <w:i w:val="0"/>
+          <w:vanish w:val="0"/>
+          <w:color w:val="000000"/>
+          <w:sz w:val="21"/>
+        </w:rPr>
+        <w:t>We, {applicantName}, hereby submit the application in Form MD-4 for grant of a loan licence to manufacture for sale or distribution of the Class A / Class B medical device(s) listed in the accompanying annexure. The proposed manufacturing activity will be carried out at the manufacturing site identified in the application and supporting documents.</w:t>
+      </w:r>
+    </w:p>
+    <w:p>
+      <w:pPr>
+        <w:keepNext w:val="0"/>
+        <w:keepLines w:val="0"/>
+        <w:spacing w:before="0" w:after="140" w:line="269" w:lineRule="auto"/>
+        <w:jc w:val="left"/>
+      </w:pPr>
+      <w:r>
+        <w:rPr>
+          <w:rFonts w:ascii="Times New Roman" w:hAnsi="Times New Roman" w:cs="Times New Roman"/>
+          <w:b w:val="0"/>
+          <w:i w:val="0"/>
+          <w:vanish w:val="0"/>
+          <w:color w:val="000000"/>
+          <w:sz w:val="21"/>
+        </w:rPr>
+        <w:t>The device scope proposed for manufacture is {deviceScopeSummary}. The device(s) are proposed as Class {deviceClass}, and substantial equivalence to a predicate device is claimed: {substantialEquivalenceClaimed}. The manufacturer / site owner is {siteOwnerManufacturerName}.</w:t>
+      </w:r>
+    </w:p>
+    <w:p>
+      <w:pPr>
+        <w:keepNext w:val="0"/>
+        <w:keepLines w:val="0"/>
+        <w:spacing w:before="0" w:after="140" w:line="269" w:lineRule="auto"/>
+        <w:jc w:val="left"/>
+      </w:pPr>
+      <w:r>
+        <w:rPr>
+          <w:rFonts w:ascii="Times New Roman" w:hAnsi="Times New Roman" w:cs="Times New Roman"/>
+          <w:b w:val="0"/>
+          <w:i w:val="0"/>
+          <w:vanish w:val="0"/>
+          <w:color w:val="000000"/>
+          <w:sz w:val="21"/>
+        </w:rPr>
+        <w:t>The prescribed fee has been paid under reference {feeReferenceNumber}. The application includes Form MD-4, the device details annexure and the applicable documents required under the Fourth Schedule of the Medical Devices Rules, 2017.</w:t>
+      </w:r>
+    </w:p>
+    <w:p>
+      <w:pPr>
+        <w:keepNext w:val="0"/>
+        <w:keepLines w:val="0"/>
+        <w:spacing w:before="0" w:after="140" w:line="269" w:lineRule="auto"/>
+        <w:jc w:val="left"/>
+      </w:pPr>
+      <w:r>
+        <w:rPr>
+          <w:rFonts w:ascii="Times New Roman" w:hAnsi="Times New Roman" w:cs="Times New Roman"/>
+          <w:b w:val="0"/>
+          <w:i w:val="0"/>
+          <w:vanish w:val="0"/>
+          <w:color w:val="000000"/>
+          <w:sz w:val="21"/>
+        </w:rPr>
+        <w:t>The applicant hereby undertakes to comply with all the applicable provisions of the Drugs and Cosmetics Act, 1940 and the Medical Devices Rules, 2017 in relation to the proposed loan licence.</w:t>
+      </w:r>
+    </w:p>
+    <w:p>
+      <w:pPr>
+        <w:keepNext w:val="0"/>
+        <w:keepLines w:val="0"/>
+        <w:spacing w:before="0" w:after="240" w:line="269" w:lineRule="auto"/>
+        <w:jc w:val="left"/>
+      </w:pPr>
+      <w:r>
+        <w:rPr>
+          <w:rFonts w:ascii="Times New Roman" w:hAnsi="Times New Roman" w:cs="Times New Roman"/>
+          <w:b w:val="0"/>
+          <w:i w:val="0"/>
+          <w:vanish w:val="0"/>
+          <w:color w:val="000000"/>
+          <w:sz w:val="21"/>
+        </w:rPr>
+        <w:t>We request the State Licensing Authority to review the application and grant the loan licence for manufacture for sale or distribution of the proposed medical device(s).</w:t>
+      </w:r>
+    </w:p>
+    <w:p>
+      <w:pPr>
+        <w:keepNext w:val="0"/>
+        <w:keepLines w:val="0"/>
+        <w:spacing w:before="0" w:after="80" w:line="269" w:lineRule="auto"/>
+        <w:jc w:val="left"/>
+      </w:pPr>
+      <w:r>
+        <w:rPr>
+          <w:rFonts w:ascii="Times New Roman" w:hAnsi="Times New Roman" w:cs="Times New Roman"/>
+          <w:b w:val="0"/>
+          <w:i w:val="0"/>
+          <w:vanish w:val="0"/>
+          <w:color w:val="000000"/>
+          <w:sz w:val="21"/>
+        </w:rPr>
+        <w:t>Yours faithfully,</w:t>
+      </w:r>
+    </w:p>
+    <w:p>
+      <w:pPr>
+        <w:keepNext/>
+        <w:keepLines w:val="0"/>
+        <w:spacing w:before="0" w:after="20" w:line="252" w:lineRule="auto"/>
+        <w:jc w:val="right"/>
+      </w:pPr>
+      <w:r>
+        <w:rPr>
+          <w:rFonts w:ascii="Times New Roman" w:hAnsi="Times New Roman" w:cs="Times New Roman"/>
+          <w:b w:val="0"/>
+          <w:i w:val="0"/>
+          <w:vanish w:val="0"/>
+          <w:color w:val="000000"/>
+          <w:sz w:val="19"/>
+        </w:rPr>
+        <w:t>Signature: ______________________________</w:t>
+      </w:r>
+    </w:p>
+    <w:p>
+      <w:pPr>
+        <w:keepNext/>
+        <w:keepLines w:val="0"/>
+        <w:spacing w:before="0" w:after="0" w:line="252" w:lineRule="auto"/>
+        <w:jc w:val="right"/>
+      </w:pPr>
+      <w:r>
+        <w:rPr>
+          <w:rFonts w:ascii="Times New Roman" w:hAnsi="Times New Roman" w:cs="Times New Roman"/>
+          <w:b/>
+          <w:i w:val="0"/>
+          <w:vanish w:val="0"/>
+          <w:color w:val="000000"/>
+          <w:sz w:val="19"/>
+        </w:rPr>
+        <w:t>{designatedPersonName}</w:t>
+      </w:r>
+    </w:p>
+    <w:p>
+      <w:pPr>
+        <w:keepNext w:val="0"/>
+        <w:keepLines w:val="0"/>
+        <w:spacing w:before="0" w:after="0" w:line="252" w:lineRule="auto"/>
+        <w:jc w:val="right"/>
+      </w:pPr>
+      <w:r>
+        <w:rPr>
+          <w:rFonts w:ascii="Times New Roman" w:hAnsi="Times New Roman" w:cs="Times New Roman"/>
+          <w:b/>
+          <w:i w:val="0"/>
+          <w:vanish w:val="0"/>
+          <w:color w:val="000000"/>
+          <w:sz w:val="19"/>
+        </w:rPr>
+        <w:t>{designatedPersonDesignation} | {applicantName}</w:t>
+      </w:r>
+    </w:p>
+    <w:p>
+      <w:pPr>
+        <w:keepNext w:val="0"/>
+        <w:keepLines w:val="0"/>
+        <w:spacing w:before="0" w:after="0" w:line="259" w:lineRule="auto"/>
+      </w:pPr>
+      <w:r>
+        <w:rPr>
+          <w:rFonts w:ascii="Times New Roman" w:hAnsi="Times New Roman" w:cs="Times New Roman"/>
+          <w:b/>
+          <w:i w:val="0"/>
+          <w:vanish w:val="0"/>
+          <w:color w:val="000000"/>
+          <w:sz w:val="20"/>
+        </w:rPr>
+        <w:t>Place: {applicationPlace}</w:t>
+      </w:r>
+      <w:r>
+        <w:rPr>
+          <w:rFonts w:ascii="Times New Roman" w:hAnsi="Times New Roman" w:cs="Times New Roman"/>
+          <w:b w:val="0"/>
+          <w:i w:val="0"/>
+          <w:vanish w:val="0"/>
+          <w:color w:val="000000"/>
+          <w:sz w:val="20"/>
+        </w:rPr>
+      </w:r>
+    </w:p>
     <w:sectPr>
-      <w:pgSz w:w="12240" w:h="15840"/>
-      <w:pgMar w:top="792" w:right="936" w:bottom="792" w:left="936" w:header="720" w:footer="720" w:gutter="0"/>
+      <w:headerReference w:type="default" r:id="rId9"/>
+      <w:footerReference w:type="default" r:id="rId10"/>
+      <w:pgSz w:w="11906" w:h="16838"/>
+      <w:pgMar w:top="1440" w:right="1440" w:bottom="1247" w:left="1440" w:header="454" w:footer="454" w:gutter="0"/>
       <w:cols w:space="720"/>
       <w:docGrid w:linePitch="360"/>
     </w:sectPr>
   </w:body>
 </w:document>
+</file>
+
+<file path=word/footer1.xml><?xml version="1.0" encoding="utf-8"?>
+<w:ftr xmlns:m="http://schemas.openxmlformats.org/officeDocument/2006/math" xmlns:mc="http://schemas.openxmlformats.org/markup-compatibility/2006" xmlns:mo="http://schemas.microsoft.com/office/mac/office/2008/main" xmlns:mv="urn:schemas-microsoft-com:mac:vml" xmlns:o="urn:schemas-microsoft-com:office:office" xmlns:r="http://schemas.openxmlformats.org/officeDocument/2006/relationships" xmlns:v="urn:schemas-microsoft-com:vml" xmlns:w10="urn:schemas-microsoft-com:office:word" xmlns:w14="http://schemas.microsoft.com/office/word/2010/wordml" xmlns:w="http://schemas.openxmlformats.org/wordprocessingml/2006/main" xmlns:wne="http://schemas.microsoft.com/office/word/2006/wordml" xmlns:wp14="http://schemas.microsoft.com/office/word/2010/wordprocessingDrawing" xmlns:wp="http://schemas.openxmlformats.org/drawingml/2006/wordprocessingDrawing" xmlns:wpc="http://schemas.microsoft.com/office/word/2010/wordprocessingCanvas" xmlns:wpg="http://schemas.microsoft.com/office/word/2010/wordprocessingGroup" xmlns:wpi="http://schemas.microsoft.com/office/word/2010/wordprocessingInk" xmlns:wps="http://schemas.microsoft.com/office/word/2010/wordprocessingShape" mc:Ignorable="w14 wp14">
+  <w:p>
+    <w:pPr>
+      <w:pStyle w:val="Footer"/>
+      <w:spacing w:before="0" w:after="0"/>
+      <w:jc w:val="center"/>
+    </w:pPr>
+    <w:r>
+      <w:rPr>
+        <w:rFonts w:ascii="Times New Roman" w:hAnsi="Times New Roman" w:cs="Times New Roman"/>
+        <w:b w:val="0"/>
+        <w:i w:val="0"/>
+        <w:vanish w:val="0"/>
+        <w:color w:val="666666"/>
+        <w:sz w:val="17"/>
+      </w:rPr>
+      <w:t xml:space="preserve">Page </w:t>
+      <w:fldChar w:fldCharType="begin"/>
+      <w:instrText xml:space="preserve"> PAGE </w:instrText>
+      <w:fldChar w:fldCharType="separate"/>
+      <w:t>1</w:t>
+      <w:fldChar w:fldCharType="end"/>
+    </w:r>
+  </w:p>
+</w:ftr>
+</file>
+
+<file path=word/header1.xml><?xml version="1.0" encoding="utf-8"?>
+<w:hdr xmlns:m="http://schemas.openxmlformats.org/officeDocument/2006/math" xmlns:mc="http://schemas.openxmlformats.org/markup-compatibility/2006" xmlns:mo="http://schemas.microsoft.com/office/mac/office/2008/main" xmlns:mv="urn:schemas-microsoft-com:mac:vml" xmlns:o="urn:schemas-microsoft-com:office:office" xmlns:r="http://schemas.openxmlformats.org/officeDocument/2006/relationships" xmlns:v="urn:schemas-microsoft-com:vml" xmlns:w10="urn:schemas-microsoft-com:office:word" xmlns:w14="http://schemas.microsoft.com/office/word/2010/wordml" xmlns:w="http://schemas.openxmlformats.org/wordprocessingml/2006/main" xmlns:wne="http://schemas.microsoft.com/office/word/2006/wordml" xmlns:wp14="http://schemas.microsoft.com/office/word/2010/wordprocessingDrawing" xmlns:wp="http://schemas.openxmlformats.org/drawingml/2006/wordprocessingDrawing" xmlns:wpc="http://schemas.microsoft.com/office/word/2010/wordprocessingCanvas" xmlns:wpg="http://schemas.microsoft.com/office/word/2010/wordprocessingGroup" xmlns:wpi="http://schemas.microsoft.com/office/word/2010/wordprocessingInk" xmlns:wps="http://schemas.microsoft.com/office/word/2010/wordprocessingShape" mc:Ignorable="w14 wp14">
+  <w:p>
+    <w:pPr>
+      <w:pStyle w:val="Header"/>
+      <w:spacing w:after="0"/>
+      <w:jc w:val="right"/>
+    </w:pPr>
+    <w:r>
+      <w:rPr>
+        <w:rFonts w:ascii="Times New Roman" w:hAnsi="Times New Roman" w:cs="Times New Roman"/>
+        <w:b w:val="0"/>
+        <w:i w:val="0"/>
+        <w:vanish w:val="0"/>
+        <w:color w:val="666666"/>
+        <w:sz w:val="16"/>
+      </w:rPr>
+      <w:t>MD-4 Loan Licence Manufacturing Dossier</w:t>
+    </w:r>
+  </w:p>
+</w:hdr>
 </file>
 
 <file path=word/numbering.xml><?xml version="1.0" encoding="utf-8"?>
@@ -913,9 +764,14 @@
     <w:name w:val="Normal"/>
     <w:qFormat/>
     <w:rsid w:val="00FC693F"/>
+    <w:pPr>
+      <w:spacing w:before="0" w:after="80" w:line="259" w:lineRule="auto"/>
+    </w:pPr>
     <w:rPr>
-      <w:rFonts w:ascii="Arial" w:hAnsi="Arial"/>
-      <w:sz w:val="19"/>
+      <w:rFonts w:ascii="Times New Roman" w:hAnsi="Times New Roman" w:cs="Times New Roman"/>
+      <w:b w:val="0"/>
+      <w:color w:val="000000"/>
+      <w:sz w:val="21"/>
     </w:rPr>
   </w:style>
   <w:style w:type="paragraph" w:styleId="Header">
@@ -973,15 +829,15 @@
     <w:pPr>
       <w:keepNext/>
       <w:keepLines/>
-      <w:spacing w:before="480" w:after="0"/>
+      <w:spacing w:before="240" w:after="100"/>
       <w:outlineLvl w:val="0"/>
     </w:pPr>
     <w:rPr>
-      <w:rFonts w:asciiTheme="majorHAnsi" w:eastAsiaTheme="majorEastAsia" w:hAnsiTheme="majorHAnsi" w:cstheme="majorBidi"/>
+      <w:rFonts w:asciiTheme="majorHAnsi" w:eastAsiaTheme="majorEastAsia" w:hAnsiTheme="majorHAnsi" w:cstheme="majorBidi" w:ascii="Times New Roman" w:hAnsi="Times New Roman" w:cs="Times New Roman"/>
       <w:b/>
       <w:bCs/>
-      <w:color w:val="365F91" w:themeColor="accent1" w:themeShade="BF"/>
-      <w:sz w:val="28"/>
+      <w:color w:val="000000"/>
+      <w:sz w:val="26"/>
       <w:szCs w:val="28"/>
     </w:rPr>
   </w:style>
@@ -997,15 +853,15 @@
     <w:pPr>
       <w:keepNext/>
       <w:keepLines/>
-      <w:spacing w:before="200" w:after="0"/>
+      <w:spacing w:before="180" w:after="80"/>
       <w:outlineLvl w:val="1"/>
     </w:pPr>
     <w:rPr>
-      <w:rFonts w:asciiTheme="majorHAnsi" w:eastAsiaTheme="majorEastAsia" w:hAnsiTheme="majorHAnsi" w:cstheme="majorBidi"/>
+      <w:rFonts w:asciiTheme="majorHAnsi" w:eastAsiaTheme="majorEastAsia" w:hAnsiTheme="majorHAnsi" w:cstheme="majorBidi" w:ascii="Times New Roman" w:hAnsi="Times New Roman" w:cs="Times New Roman"/>
       <w:b/>
       <w:bCs/>
-      <w:color w:val="4F81BD" w:themeColor="accent1"/>
-      <w:sz w:val="26"/>
+      <w:color w:val="000000"/>
+      <w:sz w:val="23"/>
       <w:szCs w:val="26"/>
     </w:rPr>
   </w:style>
@@ -1021,14 +877,15 @@
     <w:pPr>
       <w:keepNext/>
       <w:keepLines/>
-      <w:spacing w:before="200" w:after="0"/>
+      <w:spacing w:before="140" w:after="60"/>
       <w:outlineLvl w:val="2"/>
     </w:pPr>
     <w:rPr>
-      <w:rFonts w:asciiTheme="majorHAnsi" w:eastAsiaTheme="majorEastAsia" w:hAnsiTheme="majorHAnsi" w:cstheme="majorBidi"/>
+      <w:rFonts w:asciiTheme="majorHAnsi" w:eastAsiaTheme="majorEastAsia" w:hAnsiTheme="majorHAnsi" w:cstheme="majorBidi" w:ascii="Times New Roman" w:hAnsi="Times New Roman" w:cs="Times New Roman"/>
       <w:b/>
       <w:bCs/>
-      <w:color w:val="4F81BD" w:themeColor="accent1"/>
+      <w:color w:val="000000"/>
+      <w:sz w:val="21"/>
     </w:rPr>
   </w:style>
   <w:style w:type="paragraph" w:styleId="Heading4">
